--- a/블로그글작성/판례/물환경_대법원_시리즈/판례_대법원2021두58912_시료보존을어겼다면교란가능성없음을행정청이증명해야합니다.docx
+++ b/블로그글작성/판례/물환경_대법원_시리즈/판례_대법원2021두58912_시료보존을어겼다면교란가능성없음을행정청이증명해야합니다.docx
@@ -599,6 +599,13 @@
           <w:rFonts w:ascii="맑은 고딕" w:hAnsi="맑은 고딕" w:eastAsia="맑은 고딕" w:cs="맑은 고딕"/>
           <w:color w:val="000000"/>
         </w:rPr>
+        <w:br/>
+      </w:r>
+      <w:r>
+        <w:rPr>
+          <w:rFonts w:ascii="맑은 고딕" w:hAnsi="맑은 고딕" w:eastAsia="맑은 고딕" w:cs="맑은 고딕"/>
+          <w:color w:val="000000"/>
+        </w:rPr>
         <w:t>② 피고는 2019. 11. 14. 이 사건 시설의 가동상태를 점검하고 배출되는 수질오염물질의 시료를 채취하여 경기도보건환경연구원에 오염도검사를 의뢰하였다.</w:t>
       </w:r>
       <w:r>
@@ -613,6 +620,13 @@
           <w:rFonts w:ascii="맑은 고딕" w:hAnsi="맑은 고딕" w:eastAsia="맑은 고딕" w:cs="맑은 고딕"/>
           <w:color w:val="000000"/>
         </w:rPr>
+        <w:br/>
+      </w:r>
+      <w:r>
+        <w:rPr>
+          <w:rFonts w:ascii="맑은 고딕" w:hAnsi="맑은 고딕" w:eastAsia="맑은 고딕" w:cs="맑은 고딕"/>
+          <w:color w:val="000000"/>
+        </w:rPr>
         <w:t>③ 경기도보건환경연구원장은 2019. 11. 20. 배출허용기준(아연 5mg/L 이하)을 초과하는 111.3mg/L의 아연이 검출되었다고 통보하였다.</w:t>
       </w:r>
       <w:r>
@@ -627,6 +641,13 @@
           <w:rFonts w:ascii="맑은 고딕" w:hAnsi="맑은 고딕" w:eastAsia="맑은 고딕" w:cs="맑은 고딕"/>
           <w:color w:val="000000"/>
         </w:rPr>
+        <w:br/>
+      </w:r>
+      <w:r>
+        <w:rPr>
+          <w:rFonts w:ascii="맑은 고딕" w:hAnsi="맑은 고딕" w:eastAsia="맑은 고딕" w:cs="맑은 고딕"/>
+          <w:color w:val="000000"/>
+        </w:rPr>
         <w:t>④ 피고는 2019. 11. 21. 개선명령과 조업정지 5일의 처분을 하였고, 원고의 요청에 따라 2019. 11. 28. 조업정지를 갈음하는 과징금 10,500,000원과 초과배출부과금 219,464,690원을 각 부과하였다.</w:t>
       </w:r>
       <w:r>
@@ -641,7 +662,21 @@
           <w:rFonts w:ascii="맑은 고딕" w:hAnsi="맑은 고딕" w:eastAsia="맑은 고딕" w:cs="맑은 고딕"/>
           <w:color w:val="000000"/>
         </w:rPr>
+        <w:br/>
+      </w:r>
+      <w:r>
+        <w:rPr>
+          <w:rFonts w:ascii="맑은 고딕" w:hAnsi="맑은 고딕" w:eastAsia="맑은 고딕" w:cs="맑은 고딕"/>
+          <w:color w:val="000000"/>
+        </w:rPr>
         <w:t>⑤ 그런데 피고는 2019. 11. 26. 같은 시설에서 시료를 다시 채취하여 검사한 결과 배출허용기준 미만인 0.317mg/L의 아연이 검출되었다.</w:t>
+      </w:r>
+      <w:r>
+        <w:rPr>
+          <w:rFonts w:ascii="맑은 고딕" w:hAnsi="맑은 고딕" w:eastAsia="맑은 고딕" w:cs="맑은 고딕"/>
+          <w:color w:val="000000"/>
+        </w:rPr>
+        <w:br/>
       </w:r>
       <w:r>
         <w:rPr>
@@ -694,6 +729,7 @@
         <w:rPr>
           <w:rFonts w:ascii="맑은 고딕" w:hAnsi="맑은 고딕" w:eastAsia="맑은 고딕" w:cs="맑은 고딕"/>
           <w:color w:val="000000"/>
+          <w:u w:val="single"/>
         </w:rPr>
         <w:t>이 사건의 쟁점은, 수질오염물질 측정에서 시료채취·보존의 방법이 수질오염공정시험기준을 위반한 경우 그에 기초한 행정처분이 위법한지 판단하는 방법과, 시료를 객관적인 자료로 활용할 수 있다는 사정에 관한 증명책임의 소재이다.</w:t>
       </w:r>
@@ -733,7 +769,9 @@
       <w:r>
         <w:rPr>
           <w:rFonts w:ascii="맑은 고딕" w:hAnsi="맑은 고딕" w:eastAsia="맑은 고딕" w:cs="맑은 고딕"/>
-          <w:color w:val="000000"/>
+          <w:b/>
+          <w:color w:val="000000"/>
+          <w:u w:val="single"/>
         </w:rPr>
         <w:t>① 원심의 판단 원심은 피고 소속 공무원이 시료를 채취·보존하면서 공정시험기준에서 정한 절차와 방법을 위반하였다고 단정하기 어렵고, 설령 위반하였더라도 그 하자가 시료를 객관적인 자료로 활용할 수 없을 정도로 중대하다고 보기 어렵다고 보아, 첫 번째 오염도검사 결과를 신빙할 수 있다는 이유로 이 사건 각 처분이 적법하다고 판단하였다.</w:t>
       </w:r>
@@ -749,6 +787,13 @@
           <w:rFonts w:ascii="맑은 고딕" w:hAnsi="맑은 고딕" w:eastAsia="맑은 고딕" w:cs="맑은 고딕"/>
           <w:color w:val="000000"/>
         </w:rPr>
+        <w:br/>
+      </w:r>
+      <w:r>
+        <w:rPr>
+          <w:rFonts w:ascii="맑은 고딕" w:hAnsi="맑은 고딕" w:eastAsia="맑은 고딕" w:cs="맑은 고딕"/>
+          <w:color w:val="000000"/>
+        </w:rPr>
         <w:t>② 대법원의 판단 그러나 원심의 판단은 다음과 같은 이유로 받아들이기 어렵다.</w:t>
       </w:r>
       <w:r>
@@ -763,6 +808,13 @@
           <w:rFonts w:ascii="맑은 고딕" w:hAnsi="맑은 고딕" w:eastAsia="맑은 고딕" w:cs="맑은 고딕"/>
           <w:color w:val="000000"/>
         </w:rPr>
+        <w:br/>
+      </w:r>
+      <w:r>
+        <w:rPr>
+          <w:rFonts w:ascii="맑은 고딕" w:hAnsi="맑은 고딕" w:eastAsia="맑은 고딕" w:cs="맑은 고딕"/>
+          <w:color w:val="000000"/>
+        </w:rPr>
         <w:t>③ 행정청이 관계 법령이 정하는 바에 따라 고도의 전문적이고 기술적인 사항에 관하여 전문적인 판단을 하였다면, 판단의 기초가 된 사실인정에 중대한 오류가 있거나 판단이 객관적으로 불합리하거나 부당하다는 등의 특별한 사정이 없는 한 존중되어야 한다.</w:t>
       </w:r>
       <w:r>
@@ -777,6 +829,13 @@
           <w:rFonts w:ascii="맑은 고딕" w:hAnsi="맑은 고딕" w:eastAsia="맑은 고딕" w:cs="맑은 고딕"/>
           <w:color w:val="000000"/>
         </w:rPr>
+        <w:br/>
+      </w:r>
+      <w:r>
+        <w:rPr>
+          <w:rFonts w:ascii="맑은 고딕" w:hAnsi="맑은 고딕" w:eastAsia="맑은 고딕" w:cs="맑은 고딕"/>
+          <w:color w:val="000000"/>
+        </w:rPr>
         <w:t>④ 환경오염물질의 배출허용기준이 법령에 정량적으로 규정되어 있는 경우, 행정청이 채취한 시료를 전문연구기관에 의뢰하여 배출허용기준을 초과한다는 검사결과를 회신받아 제재처분을 한 경우 역시 고도의 전문적·기술적 사항에 관한 판단으로서 실험결과의 신빙성을 의심할 만한 사정이 없는 한 존중되어야 한다.</w:t>
       </w:r>
       <w:r>
@@ -791,6 +850,13 @@
           <w:rFonts w:ascii="맑은 고딕" w:hAnsi="맑은 고딕" w:eastAsia="맑은 고딕" w:cs="맑은 고딕"/>
           <w:color w:val="000000"/>
         </w:rPr>
+        <w:br/>
+      </w:r>
+      <w:r>
+        <w:rPr>
+          <w:rFonts w:ascii="맑은 고딕" w:hAnsi="맑은 고딕" w:eastAsia="맑은 고딕" w:cs="맑은 고딕"/>
+          <w:color w:val="000000"/>
+        </w:rPr>
         <w:t>⑤ 한편 수질오염물질을 측정하는 경우 시료채취의 방법, 오염물질 측정의 방법 등을 정한 수질오염공정시험기준은 그 형식 및 내용에 비추어 행정기관 내부의 사무처리준칙에 불과하므로 일반 국민이나 법원을 구속하는 대외적 구속력은 없다.</w:t>
       </w:r>
       <w:r>
@@ -805,6 +871,15 @@
           <w:rFonts w:ascii="맑은 고딕" w:hAnsi="맑은 고딕" w:eastAsia="맑은 고딕" w:cs="맑은 고딕"/>
           <w:color w:val="000000"/>
         </w:rPr>
+        <w:br/>
+      </w:r>
+      <w:r>
+        <w:rPr>
+          <w:rFonts w:ascii="맑은 고딕" w:hAnsi="맑은 고딕" w:eastAsia="맑은 고딕" w:cs="맑은 고딕"/>
+          <w:b/>
+          <w:color w:val="000000"/>
+          <w:u w:val="single"/>
+        </w:rPr>
         <w:t>⑥ 따라서 시료채취의 방법 등이 위 고시에서 정한 절차에 위반된다고 하여 그러한 사정만으로 곧바로 그에 기초하여 내려진 행정처분이 위법하다고 볼 수는 없고, 그 절차상 하자가 채취된 시료를 객관적인 자료로 활용할 수 없을 정도로 중대한지에 따라 판단되어야 한다.</w:t>
       </w:r>
       <w:r>
@@ -819,6 +894,13 @@
           <w:rFonts w:ascii="맑은 고딕" w:hAnsi="맑은 고딕" w:eastAsia="맑은 고딕" w:cs="맑은 고딕"/>
           <w:color w:val="000000"/>
         </w:rPr>
+        <w:br/>
+      </w:r>
+      <w:r>
+        <w:rPr>
+          <w:rFonts w:ascii="맑은 고딕" w:hAnsi="맑은 고딕" w:eastAsia="맑은 고딕" w:cs="맑은 고딕"/>
+          <w:color w:val="000000"/>
+        </w:rPr>
         <w:t>⑦ 다만 이때에도 시료의 채취와 보존, 검사방법의 적법성 또는 적절성이 담보되어 시료를 객관적인 자료로 활용할 수 있고 그에 따른 실험결과를 믿을 수 있다는 사정은 행정청이 그 증명책임을 부담하는 것이 원칙이다.</w:t>
       </w:r>
       <w:r>
@@ -833,6 +915,15 @@
           <w:rFonts w:ascii="맑은 고딕" w:hAnsi="맑은 고딕" w:eastAsia="맑은 고딕" w:cs="맑은 고딕"/>
           <w:color w:val="000000"/>
         </w:rPr>
+        <w:br/>
+      </w:r>
+      <w:r>
+        <w:rPr>
+          <w:rFonts w:ascii="맑은 고딕" w:hAnsi="맑은 고딕" w:eastAsia="맑은 고딕" w:cs="맑은 고딕"/>
+          <w:b/>
+          <w:color w:val="000000"/>
+          <w:u w:val="single"/>
+        </w:rPr>
         <w:t>⑧ 이 사건 고시는 현장에서 실험할 수 없을 때 시료 1L당 질산 2mL를 첨가하여 보존하도록 규정하면서 예외를 두고 있지 않은데, 피고는 현장에서 실험하지 아니하였음에도 질산을 첨가하지 아니한 채 검사를 의뢰하였으므로, 그럼에도 시료의 교란 또는 변질가능성이 없다는 사정은 피고가 증명하여야 한다.</w:t>
       </w:r>
       <w:r>
@@ -846,6 +937,15 @@
         <w:rPr>
           <w:rFonts w:ascii="맑은 고딕" w:hAnsi="맑은 고딕" w:eastAsia="맑은 고딕" w:cs="맑은 고딕"/>
           <w:color w:val="000000"/>
+        </w:rPr>
+        <w:br/>
+      </w:r>
+      <w:r>
+        <w:rPr>
+          <w:rFonts w:ascii="맑은 고딕" w:hAnsi="맑은 고딕" w:eastAsia="맑은 고딕" w:cs="맑은 고딕"/>
+          <w:b/>
+          <w:color w:val="000000"/>
+          <w:u w:val="single"/>
         </w:rPr>
         <w:t>⑨ 그런데 피고가 제출한 의견서에는 보존제 첨가 유무가 분석결과에 영향을 주지 않는다는 내용만 기재되어 있을 뿐 별다른 과학적 근거가 제시되어 있지 않은데도, 원심은 그 과학적 상관관계를 검증·확인하기 위한 별다른 심리도 하지 아니한 채 처분이 적법하다고 판단한 잘못이 있다.</w:t>
       </w:r>
@@ -886,6 +986,7 @@
         <w:rPr>
           <w:rFonts w:ascii="맑은 고딕" w:hAnsi="맑은 고딕" w:eastAsia="맑은 고딕" w:cs="맑은 고딕"/>
           <w:color w:val="000000"/>
+          <w:u w:val="single"/>
         </w:rPr>
         <w:t>① 행정청이 관계 법령이 정하는 바에 따라 고도의 전문적이고 기술적인 사항에 관하여 전문적인 판단을 하였다면, 판단의 기초가 된 사실인정에 중대한 오류가 있거나 판단이 객관적으로 불합리하거나 부당하다는 등의 특별한 사정이 없는 한 존중되어야 한다. 환경오염물질의 배출허용기준이 법령에 정량적으로 규정되어 있는 경우 행정청이 채취한 시료를 전문연구기관에 의뢰하여 배출허용기준을 초과한다는 검사결과를 회신받아 제재처분을 한 경우, 이 역시 고도의 전문적이고 기술적인 사항에 관한 판단으로서 그 전제가 되는 실험결과의 신빙성을 의심할 만한 사정이 없는 한 존중되어야 함은 물론이다.</w:t>
       </w:r>
@@ -900,6 +1001,15 @@
         <w:rPr>
           <w:rFonts w:ascii="맑은 고딕" w:hAnsi="맑은 고딕" w:eastAsia="맑은 고딕" w:cs="맑은 고딕"/>
           <w:color w:val="000000"/>
+        </w:rPr>
+        <w:br/>
+      </w:r>
+      <w:r>
+        <w:rPr>
+          <w:rFonts w:ascii="맑은 고딕" w:hAnsi="맑은 고딕" w:eastAsia="맑은 고딕" w:cs="맑은 고딕"/>
+          <w:b/>
+          <w:color w:val="000000"/>
+          <w:u w:val="single"/>
         </w:rPr>
         <w:t>② 수질오염물질을 측정하는 경우 시료채취의 방법, 오염물질 측정의 방법 등을 정한 구 수질오염공정시험기준은 형식 및 내용에 비추어 행정기관 내부의 사무처리준칙에 불과하므로 일반 국민이나 법원을 구속하는 대외적 구속력은 없다. 따라서 시료채취의 방법 등이 위 고시에서 정한 절차에 위반된다고 하여 그러한 사정만으로 곧바로 그에 기초하여 내려진 행정처분이 위법하다고 볼 수는 없고, 관계 법령의 규정 내용과 취지 등에 비추어 절차상 하자가 채취된 시료를 객관적인 자료로 활용할 수 없을 정도로 중대한지에 따라 판단되어야 한다. 다만 이때에도 시료의 채취와 보존, 검사방법의 적법성 또는 적절성이 담보되어 시료를 객관적인 자료로 활용할 수 있고 그에 따른 실험결과를 믿을 수 있다는 사정은 행정청이 증명책임을 부담하는 것이 원칙이다.</w:t>
       </w:r>

--- a/블로그글작성/판례/물환경_대법원_시리즈/판례_대법원2021두58912_시료보존을어겼다면교란가능성없음을행정청이증명해야합니다.docx
+++ b/블로그글작성/판례/물환경_대법원_시리즈/판례_대법원2021두58912_시료보존을어겼다면교란가능성없음을행정청이증명해야합니다.docx
@@ -16,7 +16,7 @@
           <w:color w:val="000000"/>
           <w:sz w:val="30"/>
         </w:rPr>
-        <w:t>시료 보존을 어겼다면 교란 가능성이 없음을 행정청이 증명해야 합니다</w:t>
+        <w:t>시료 보존을 어겼다면 교란 가능성이 없음을 행정청이 증명해야 합니다. (2021두58912)</w:t>
       </w:r>
     </w:p>
     <w:p>
@@ -47,12 +47,6 @@
         </w:rPr>
         <w:t>○ 행정청이 채취한 시료에 질산을 넣지 않아 수질오염공정시험기준의 보존방법을 어긴 채 오염도검사를 의뢰한 사건입니다. 대법원은 공정시험기준이 내부 사무처리준칙이어서 위반만으로 곧바로 처분이 위법해지지는 않지만, 시료를 객관적 자료로 활용할 수 있다는 점은 행정청이 증명해야 한다고 보았습니다.</w:t>
       </w:r>
-    </w:p>
-    <w:p>
-      <w:pPr>
-        <w:autoSpaceDN w:val="0"/>
-        <w:autoSpaceDE w:val="0"/>
-      </w:pPr>
     </w:p>
     <w:p>
       <w:pPr>
@@ -220,12 +214,6 @@
       <w:pPr>
         <w:autoSpaceDN w:val="0"/>
         <w:autoSpaceDE w:val="0"/>
-      </w:pPr>
-    </w:p>
-    <w:p>
-      <w:pPr>
-        <w:autoSpaceDN w:val="0"/>
-        <w:autoSpaceDE w:val="0"/>
         <w:pStyle w:val="2"/>
       </w:pPr>
       <w:r>
@@ -558,6 +546,139 @@
       <w:pPr>
         <w:autoSpaceDN w:val="0"/>
         <w:autoSpaceDE w:val="0"/>
+        <w:pStyle w:val="2"/>
+        <w:spacing w:before="80"/>
+      </w:pPr>
+      <w:r>
+        <w:rPr>
+          <w:rFonts w:ascii="맑은 고딕" w:hAnsi="맑은 고딕" w:eastAsia="맑은 고딕" w:cs="맑은 고딕"/>
+          <w:color w:val="000000"/>
+        </w:rPr>
+        <w:t>2. 사실관계</w:t>
+      </w:r>
+    </w:p>
+    <w:p>
+      <w:pPr>
+        <w:autoSpaceDN w:val="0"/>
+        <w:autoSpaceDE w:val="0"/>
+      </w:pPr>
+      <w:r>
+        <w:rPr>
+          <w:rFonts w:ascii="맑은 고딕" w:hAnsi="맑은 고딕" w:eastAsia="맑은 고딕" w:cs="맑은 고딕"/>
+          <w:color w:val="000000"/>
+        </w:rPr>
+        <w:t>① 원고는 인쇄회로기판 등을 제조하는 업체로서 2019. 9. 25. 폐수배출시설 변경허가를 받아 공장 안의 폐수배출시설 및 수질오염방지시설을 변경하고, 2019. 10. 7. 가동시작 신고를 한 다음 2019. 11. 4.까지 시운전을 하였다.</w:t>
+      </w:r>
+      <w:r>
+        <w:rPr>
+          <w:rFonts w:ascii="맑은 고딕" w:hAnsi="맑은 고딕" w:eastAsia="맑은 고딕" w:cs="맑은 고딕"/>
+          <w:color w:val="000000"/>
+        </w:rPr>
+        <w:br/>
+      </w:r>
+      <w:r>
+        <w:rPr>
+          <w:rFonts w:ascii="맑은 고딕" w:hAnsi="맑은 고딕" w:eastAsia="맑은 고딕" w:cs="맑은 고딕"/>
+          <w:color w:val="000000"/>
+        </w:rPr>
+        <w:br/>
+      </w:r>
+      <w:r>
+        <w:rPr>
+          <w:rFonts w:ascii="맑은 고딕" w:hAnsi="맑은 고딕" w:eastAsia="맑은 고딕" w:cs="맑은 고딕"/>
+          <w:color w:val="000000"/>
+        </w:rPr>
+        <w:t>② 피고는 2019. 11. 14. 이 사건 시설의 가동상태를 점검하고 배출되는 수질오염물질의 시료를 채취하여 경기도보건환경연구원에 오염도검사를 의뢰하였다.</w:t>
+      </w:r>
+      <w:r>
+        <w:rPr>
+          <w:rFonts w:ascii="맑은 고딕" w:hAnsi="맑은 고딕" w:eastAsia="맑은 고딕" w:cs="맑은 고딕"/>
+          <w:color w:val="000000"/>
+        </w:rPr>
+        <w:br/>
+      </w:r>
+      <w:r>
+        <w:rPr>
+          <w:rFonts w:ascii="맑은 고딕" w:hAnsi="맑은 고딕" w:eastAsia="맑은 고딕" w:cs="맑은 고딕"/>
+          <w:color w:val="000000"/>
+        </w:rPr>
+        <w:br/>
+      </w:r>
+      <w:r>
+        <w:rPr>
+          <w:rFonts w:ascii="맑은 고딕" w:hAnsi="맑은 고딕" w:eastAsia="맑은 고딕" w:cs="맑은 고딕"/>
+          <w:color w:val="000000"/>
+        </w:rPr>
+        <w:t>③ 경기도보건환경연구원장은 2019. 11. 20. 배출허용기준(아연 5mg/L 이하)을 초과하는 111.3mg/L의 아연이 검출되었다고 통보하였다.</w:t>
+      </w:r>
+      <w:r>
+        <w:rPr>
+          <w:rFonts w:ascii="맑은 고딕" w:hAnsi="맑은 고딕" w:eastAsia="맑은 고딕" w:cs="맑은 고딕"/>
+          <w:color w:val="000000"/>
+        </w:rPr>
+        <w:br/>
+      </w:r>
+      <w:r>
+        <w:rPr>
+          <w:rFonts w:ascii="맑은 고딕" w:hAnsi="맑은 고딕" w:eastAsia="맑은 고딕" w:cs="맑은 고딕"/>
+          <w:color w:val="000000"/>
+        </w:rPr>
+        <w:br/>
+      </w:r>
+      <w:r>
+        <w:rPr>
+          <w:rFonts w:ascii="맑은 고딕" w:hAnsi="맑은 고딕" w:eastAsia="맑은 고딕" w:cs="맑은 고딕"/>
+          <w:color w:val="000000"/>
+        </w:rPr>
+        <w:t>④ 피고는 2019. 11. 21. 개선명령과 조업정지 5일의 처분을 하였고, 원고의 요청에 따라 2019. 11. 28. 조업정지를 갈음하는 과징금 10,500,000원과 초과배출부과금 219,464,690원을 각 부과하였다.</w:t>
+      </w:r>
+      <w:r>
+        <w:rPr>
+          <w:rFonts w:ascii="맑은 고딕" w:hAnsi="맑은 고딕" w:eastAsia="맑은 고딕" w:cs="맑은 고딕"/>
+          <w:color w:val="000000"/>
+        </w:rPr>
+        <w:br/>
+      </w:r>
+      <w:r>
+        <w:rPr>
+          <w:rFonts w:ascii="맑은 고딕" w:hAnsi="맑은 고딕" w:eastAsia="맑은 고딕" w:cs="맑은 고딕"/>
+          <w:color w:val="000000"/>
+        </w:rPr>
+        <w:br/>
+      </w:r>
+      <w:r>
+        <w:rPr>
+          <w:rFonts w:ascii="맑은 고딕" w:hAnsi="맑은 고딕" w:eastAsia="맑은 고딕" w:cs="맑은 고딕"/>
+          <w:color w:val="000000"/>
+        </w:rPr>
+        <w:t>⑤ 그런데 피고는 2019. 11. 26. 같은 시설에서 시료를 다시 채취하여 검사한 결과 배출허용기준 미만인 0.317mg/L의 아연이 검출되었다.</w:t>
+      </w:r>
+      <w:r>
+        <w:rPr>
+          <w:rFonts w:ascii="맑은 고딕" w:hAnsi="맑은 고딕" w:eastAsia="맑은 고딕" w:cs="맑은 고딕"/>
+          <w:color w:val="000000"/>
+        </w:rPr>
+        <w:br/>
+      </w:r>
+      <w:r>
+        <w:rPr>
+          <w:rFonts w:ascii="맑은 고딕" w:hAnsi="맑은 고딕" w:eastAsia="맑은 고딕" w:cs="맑은 고딕"/>
+          <w:color w:val="000000"/>
+        </w:rPr>
+        <w:br/>
+      </w:r>
+      <w:r>
+        <w:rPr>
+          <w:rFonts w:ascii="맑은 고딕" w:hAnsi="맑은 고딕" w:eastAsia="맑은 고딕" w:cs="맑은 고딕"/>
+          <w:color w:val="000000"/>
+        </w:rPr>
+        <w:t>⑥ 공정시험기준은 채취한 시료를 현장에서 실험할 수 없을 때 금속류는 시료 1L당 질산 2mL를 첨가하여 보존하도록 정하고 있는데, 피고는 질산을 첨가하지 아니한 채 오염도검사를 의뢰하였다.</w:t>
+      </w:r>
+    </w:p>
+    <w:p>
+      <w:pPr>
+        <w:autoSpaceDN w:val="0"/>
+        <w:autoSpaceDE w:val="0"/>
       </w:pPr>
     </w:p>
     <w:p>
@@ -572,7 +693,7 @@
           <w:rFonts w:ascii="맑은 고딕" w:hAnsi="맑은 고딕" w:eastAsia="맑은 고딕" w:cs="맑은 고딕"/>
           <w:color w:val="000000"/>
         </w:rPr>
-        <w:t>2. 사실관계</w:t>
+        <w:t>3. 쟁점</w:t>
       </w:r>
     </w:p>
     <w:p>
@@ -584,120 +705,10 @@
         <w:rPr>
           <w:rFonts w:ascii="맑은 고딕" w:hAnsi="맑은 고딕" w:eastAsia="맑은 고딕" w:cs="맑은 고딕"/>
           <w:color w:val="000000"/>
-        </w:rPr>
-        <w:t>① 원고는 인쇄회로기판 등을 제조하는 업체로서 2019. 9. 25. 폐수배출시설 변경허가를 받아 공장 안의 폐수배출시설 및 수질오염방지시설을 변경하고, 2019. 10. 7. 가동시작 신고를 한 다음 2019. 11. 4.까지 시운전을 하였다.</w:t>
-      </w:r>
-      <w:r>
-        <w:rPr>
-          <w:rFonts w:ascii="맑은 고딕" w:hAnsi="맑은 고딕" w:eastAsia="맑은 고딕" w:cs="맑은 고딕"/>
-          <w:color w:val="000000"/>
-        </w:rPr>
-        <w:br/>
-      </w:r>
-      <w:r>
-        <w:rPr>
-          <w:rFonts w:ascii="맑은 고딕" w:hAnsi="맑은 고딕" w:eastAsia="맑은 고딕" w:cs="맑은 고딕"/>
-          <w:color w:val="000000"/>
-        </w:rPr>
-        <w:br/>
-      </w:r>
-      <w:r>
-        <w:rPr>
-          <w:rFonts w:ascii="맑은 고딕" w:hAnsi="맑은 고딕" w:eastAsia="맑은 고딕" w:cs="맑은 고딕"/>
-          <w:color w:val="000000"/>
-        </w:rPr>
-        <w:t>② 피고는 2019. 11. 14. 이 사건 시설의 가동상태를 점검하고 배출되는 수질오염물질의 시료를 채취하여 경기도보건환경연구원에 오염도검사를 의뢰하였다.</w:t>
-      </w:r>
-      <w:r>
-        <w:rPr>
-          <w:rFonts w:ascii="맑은 고딕" w:hAnsi="맑은 고딕" w:eastAsia="맑은 고딕" w:cs="맑은 고딕"/>
-          <w:color w:val="000000"/>
-        </w:rPr>
-        <w:br/>
-      </w:r>
-      <w:r>
-        <w:rPr>
-          <w:rFonts w:ascii="맑은 고딕" w:hAnsi="맑은 고딕" w:eastAsia="맑은 고딕" w:cs="맑은 고딕"/>
-          <w:color w:val="000000"/>
-        </w:rPr>
-        <w:br/>
-      </w:r>
-      <w:r>
-        <w:rPr>
-          <w:rFonts w:ascii="맑은 고딕" w:hAnsi="맑은 고딕" w:eastAsia="맑은 고딕" w:cs="맑은 고딕"/>
-          <w:color w:val="000000"/>
-        </w:rPr>
-        <w:t>③ 경기도보건환경연구원장은 2019. 11. 20. 배출허용기준(아연 5mg/L 이하)을 초과하는 111.3mg/L의 아연이 검출되었다고 통보하였다.</w:t>
-      </w:r>
-      <w:r>
-        <w:rPr>
-          <w:rFonts w:ascii="맑은 고딕" w:hAnsi="맑은 고딕" w:eastAsia="맑은 고딕" w:cs="맑은 고딕"/>
-          <w:color w:val="000000"/>
-        </w:rPr>
-        <w:br/>
-      </w:r>
-      <w:r>
-        <w:rPr>
-          <w:rFonts w:ascii="맑은 고딕" w:hAnsi="맑은 고딕" w:eastAsia="맑은 고딕" w:cs="맑은 고딕"/>
-          <w:color w:val="000000"/>
-        </w:rPr>
-        <w:br/>
-      </w:r>
-      <w:r>
-        <w:rPr>
-          <w:rFonts w:ascii="맑은 고딕" w:hAnsi="맑은 고딕" w:eastAsia="맑은 고딕" w:cs="맑은 고딕"/>
-          <w:color w:val="000000"/>
-        </w:rPr>
-        <w:t>④ 피고는 2019. 11. 21. 개선명령과 조업정지 5일의 처분을 하였고, 원고의 요청에 따라 2019. 11. 28. 조업정지를 갈음하는 과징금 10,500,000원과 초과배출부과금 219,464,690원을 각 부과하였다.</w:t>
-      </w:r>
-      <w:r>
-        <w:rPr>
-          <w:rFonts w:ascii="맑은 고딕" w:hAnsi="맑은 고딕" w:eastAsia="맑은 고딕" w:cs="맑은 고딕"/>
-          <w:color w:val="000000"/>
-        </w:rPr>
-        <w:br/>
-      </w:r>
-      <w:r>
-        <w:rPr>
-          <w:rFonts w:ascii="맑은 고딕" w:hAnsi="맑은 고딕" w:eastAsia="맑은 고딕" w:cs="맑은 고딕"/>
-          <w:color w:val="000000"/>
-        </w:rPr>
-        <w:br/>
-      </w:r>
-      <w:r>
-        <w:rPr>
-          <w:rFonts w:ascii="맑은 고딕" w:hAnsi="맑은 고딕" w:eastAsia="맑은 고딕" w:cs="맑은 고딕"/>
-          <w:color w:val="000000"/>
-        </w:rPr>
-        <w:t>⑤ 그런데 피고는 2019. 11. 26. 같은 시설에서 시료를 다시 채취하여 검사한 결과 배출허용기준 미만인 0.317mg/L의 아연이 검출되었다.</w:t>
-      </w:r>
-      <w:r>
-        <w:rPr>
-          <w:rFonts w:ascii="맑은 고딕" w:hAnsi="맑은 고딕" w:eastAsia="맑은 고딕" w:cs="맑은 고딕"/>
-          <w:color w:val="000000"/>
-        </w:rPr>
-        <w:br/>
-      </w:r>
-      <w:r>
-        <w:rPr>
-          <w:rFonts w:ascii="맑은 고딕" w:hAnsi="맑은 고딕" w:eastAsia="맑은 고딕" w:cs="맑은 고딕"/>
-          <w:color w:val="000000"/>
-        </w:rPr>
-        <w:br/>
-      </w:r>
-      <w:r>
-        <w:rPr>
-          <w:rFonts w:ascii="맑은 고딕" w:hAnsi="맑은 고딕" w:eastAsia="맑은 고딕" w:cs="맑은 고딕"/>
-          <w:color w:val="000000"/>
-        </w:rPr>
-        <w:t>⑥ 공정시험기준은 채취한 시료를 현장에서 실험할 수 없을 때 금속류는 시료 1L당 질산 2mL를 첨가하여 보존하도록 정하고 있는데, 피고는 질산을 첨가하지 아니한 채 오염도검사를 의뢰하였다.</w:t>
-      </w:r>
-    </w:p>
-    <w:p>
-      <w:pPr>
-        <w:autoSpaceDN w:val="0"/>
-        <w:autoSpaceDE w:val="0"/>
-      </w:pPr>
+          <w:u w:val="single"/>
+        </w:rPr>
+        <w:t>이 사건의 쟁점은, 수질오염물질 측정에서 시료채취·보존의 방법이 수질오염공정시험기준을 위반한 경우 그에 기초한 행정처분이 위법한지 판단하는 방법과, 시료를 객관적인 자료로 활용할 수 있다는 사정에 관한 증명책임의 소재이다.</w:t>
+      </w:r>
     </w:p>
     <w:p>
       <w:pPr>
@@ -717,7 +728,7 @@
           <w:rFonts w:ascii="맑은 고딕" w:hAnsi="맑은 고딕" w:eastAsia="맑은 고딕" w:cs="맑은 고딕"/>
           <w:color w:val="000000"/>
         </w:rPr>
-        <w:t>3. 쟁점</w:t>
+        <w:t>4. 판단</w:t>
       </w:r>
     </w:p>
     <w:p>
@@ -728,17 +739,186 @@
       <w:r>
         <w:rPr>
           <w:rFonts w:ascii="맑은 고딕" w:hAnsi="맑은 고딕" w:eastAsia="맑은 고딕" w:cs="맑은 고딕"/>
+          <w:b/>
           <w:color w:val="000000"/>
           <w:u w:val="single"/>
         </w:rPr>
-        <w:t>이 사건의 쟁점은, 수질오염물질 측정에서 시료채취·보존의 방법이 수질오염공정시험기준을 위반한 경우 그에 기초한 행정처분이 위법한지 판단하는 방법과, 시료를 객관적인 자료로 활용할 수 있다는 사정에 관한 증명책임의 소재이다.</w:t>
-      </w:r>
-    </w:p>
-    <w:p>
-      <w:pPr>
-        <w:autoSpaceDN w:val="0"/>
-        <w:autoSpaceDE w:val="0"/>
-      </w:pPr>
+        <w:t>① 원심의 판단 원심은 피고 소속 공무원이 시료를 채취·보존하면서 공정시험기준에서 정한 절차와 방법을 위반하였다고 단정하기 어렵고, 설령 위반하였더라도 그 하자가 시료를 객관적인 자료로 활용할 수 없을 정도로 중대하다고 보기 어렵다고 보아, 첫 번째 오염도검사 결과를 신빙할 수 있다는 이유로 이 사건 각 처분이 적법하다고 판단하였다.</w:t>
+      </w:r>
+      <w:r>
+        <w:rPr>
+          <w:rFonts w:ascii="맑은 고딕" w:hAnsi="맑은 고딕" w:eastAsia="맑은 고딕" w:cs="맑은 고딕"/>
+          <w:color w:val="000000"/>
+        </w:rPr>
+        <w:br/>
+      </w:r>
+      <w:r>
+        <w:rPr>
+          <w:rFonts w:ascii="맑은 고딕" w:hAnsi="맑은 고딕" w:eastAsia="맑은 고딕" w:cs="맑은 고딕"/>
+          <w:color w:val="000000"/>
+        </w:rPr>
+        <w:br/>
+      </w:r>
+      <w:r>
+        <w:rPr>
+          <w:rFonts w:ascii="맑은 고딕" w:hAnsi="맑은 고딕" w:eastAsia="맑은 고딕" w:cs="맑은 고딕"/>
+          <w:color w:val="000000"/>
+        </w:rPr>
+        <w:t>② 대법원의 판단 그러나 원심의 판단은 다음과 같은 이유로 받아들이기 어렵다.</w:t>
+      </w:r>
+      <w:r>
+        <w:rPr>
+          <w:rFonts w:ascii="맑은 고딕" w:hAnsi="맑은 고딕" w:eastAsia="맑은 고딕" w:cs="맑은 고딕"/>
+          <w:color w:val="000000"/>
+        </w:rPr>
+        <w:br/>
+      </w:r>
+      <w:r>
+        <w:rPr>
+          <w:rFonts w:ascii="맑은 고딕" w:hAnsi="맑은 고딕" w:eastAsia="맑은 고딕" w:cs="맑은 고딕"/>
+          <w:color w:val="000000"/>
+        </w:rPr>
+        <w:br/>
+      </w:r>
+      <w:r>
+        <w:rPr>
+          <w:rFonts w:ascii="맑은 고딕" w:hAnsi="맑은 고딕" w:eastAsia="맑은 고딕" w:cs="맑은 고딕"/>
+          <w:color w:val="000000"/>
+        </w:rPr>
+        <w:t>③ 행정청이 관계 법령이 정하는 바에 따라 고도의 전문적이고 기술적인 사항에 관하여 전문적인 판단을 하였다면, 판단의 기초가 된 사실인정에 중대한 오류가 있거나 판단이 객관적으로 불합리하거나 부당하다는 등의 특별한 사정이 없는 한 존중되어야 한다.</w:t>
+      </w:r>
+      <w:r>
+        <w:rPr>
+          <w:rFonts w:ascii="맑은 고딕" w:hAnsi="맑은 고딕" w:eastAsia="맑은 고딕" w:cs="맑은 고딕"/>
+          <w:color w:val="000000"/>
+        </w:rPr>
+        <w:br/>
+      </w:r>
+      <w:r>
+        <w:rPr>
+          <w:rFonts w:ascii="맑은 고딕" w:hAnsi="맑은 고딕" w:eastAsia="맑은 고딕" w:cs="맑은 고딕"/>
+          <w:color w:val="000000"/>
+        </w:rPr>
+        <w:br/>
+      </w:r>
+      <w:r>
+        <w:rPr>
+          <w:rFonts w:ascii="맑은 고딕" w:hAnsi="맑은 고딕" w:eastAsia="맑은 고딕" w:cs="맑은 고딕"/>
+          <w:color w:val="000000"/>
+        </w:rPr>
+        <w:t>④ 환경오염물질의 배출허용기준이 법령에 정량적으로 규정되어 있는 경우, 행정청이 채취한 시료를 전문연구기관에 의뢰하여 배출허용기준을 초과한다는 검사결과를 회신받아 제재처분을 한 경우 역시 고도의 전문적·기술적 사항에 관한 판단으로서 실험결과의 신빙성을 의심할 만한 사정이 없는 한 존중되어야 한다.</w:t>
+      </w:r>
+      <w:r>
+        <w:rPr>
+          <w:rFonts w:ascii="맑은 고딕" w:hAnsi="맑은 고딕" w:eastAsia="맑은 고딕" w:cs="맑은 고딕"/>
+          <w:color w:val="000000"/>
+        </w:rPr>
+        <w:br/>
+      </w:r>
+      <w:r>
+        <w:rPr>
+          <w:rFonts w:ascii="맑은 고딕" w:hAnsi="맑은 고딕" w:eastAsia="맑은 고딕" w:cs="맑은 고딕"/>
+          <w:color w:val="000000"/>
+        </w:rPr>
+        <w:br/>
+      </w:r>
+      <w:r>
+        <w:rPr>
+          <w:rFonts w:ascii="맑은 고딕" w:hAnsi="맑은 고딕" w:eastAsia="맑은 고딕" w:cs="맑은 고딕"/>
+          <w:color w:val="000000"/>
+        </w:rPr>
+        <w:t>⑤ 한편 수질오염물질을 측정하는 경우 시료채취의 방법, 오염물질 측정의 방법 등을 정한 수질오염공정시험기준은 그 형식 및 내용에 비추어 행정기관 내부의 사무처리준칙에 불과하므로 일반 국민이나 법원을 구속하는 대외적 구속력은 없다.</w:t>
+      </w:r>
+      <w:r>
+        <w:rPr>
+          <w:rFonts w:ascii="맑은 고딕" w:hAnsi="맑은 고딕" w:eastAsia="맑은 고딕" w:cs="맑은 고딕"/>
+          <w:color w:val="000000"/>
+        </w:rPr>
+        <w:br/>
+      </w:r>
+      <w:r>
+        <w:rPr>
+          <w:rFonts w:ascii="맑은 고딕" w:hAnsi="맑은 고딕" w:eastAsia="맑은 고딕" w:cs="맑은 고딕"/>
+          <w:color w:val="000000"/>
+        </w:rPr>
+        <w:br/>
+      </w:r>
+      <w:r>
+        <w:rPr>
+          <w:rFonts w:ascii="맑은 고딕" w:hAnsi="맑은 고딕" w:eastAsia="맑은 고딕" w:cs="맑은 고딕"/>
+          <w:b/>
+          <w:color w:val="000000"/>
+          <w:u w:val="single"/>
+        </w:rPr>
+        <w:t>⑥ 따라서 시료채취의 방법 등이 위 고시에서 정한 절차에 위반된다고 하여 그러한 사정만으로 곧바로 그에 기초하여 내려진 행정처분이 위법하다고 볼 수는 없고, 그 절차상 하자가 채취된 시료를 객관적인 자료로 활용할 수 없을 정도로 중대한지에 따라 판단되어야 한다.</w:t>
+      </w:r>
+      <w:r>
+        <w:rPr>
+          <w:rFonts w:ascii="맑은 고딕" w:hAnsi="맑은 고딕" w:eastAsia="맑은 고딕" w:cs="맑은 고딕"/>
+          <w:color w:val="000000"/>
+        </w:rPr>
+        <w:br/>
+      </w:r>
+      <w:r>
+        <w:rPr>
+          <w:rFonts w:ascii="맑은 고딕" w:hAnsi="맑은 고딕" w:eastAsia="맑은 고딕" w:cs="맑은 고딕"/>
+          <w:color w:val="000000"/>
+        </w:rPr>
+        <w:br/>
+      </w:r>
+      <w:r>
+        <w:rPr>
+          <w:rFonts w:ascii="맑은 고딕" w:hAnsi="맑은 고딕" w:eastAsia="맑은 고딕" w:cs="맑은 고딕"/>
+          <w:color w:val="000000"/>
+        </w:rPr>
+        <w:t>⑦ 다만 이때에도 시료의 채취와 보존, 검사방법의 적법성 또는 적절성이 담보되어 시료를 객관적인 자료로 활용할 수 있고 그에 따른 실험결과를 믿을 수 있다는 사정은 행정청이 그 증명책임을 부담하는 것이 원칙이다.</w:t>
+      </w:r>
+      <w:r>
+        <w:rPr>
+          <w:rFonts w:ascii="맑은 고딕" w:hAnsi="맑은 고딕" w:eastAsia="맑은 고딕" w:cs="맑은 고딕"/>
+          <w:color w:val="000000"/>
+        </w:rPr>
+        <w:br/>
+      </w:r>
+      <w:r>
+        <w:rPr>
+          <w:rFonts w:ascii="맑은 고딕" w:hAnsi="맑은 고딕" w:eastAsia="맑은 고딕" w:cs="맑은 고딕"/>
+          <w:color w:val="000000"/>
+        </w:rPr>
+        <w:br/>
+      </w:r>
+      <w:r>
+        <w:rPr>
+          <w:rFonts w:ascii="맑은 고딕" w:hAnsi="맑은 고딕" w:eastAsia="맑은 고딕" w:cs="맑은 고딕"/>
+          <w:b/>
+          <w:color w:val="000000"/>
+          <w:u w:val="single"/>
+        </w:rPr>
+        <w:t>⑧ 이 사건 고시는 현장에서 실험할 수 없을 때 시료 1L당 질산 2mL를 첨가하여 보존하도록 규정하면서 예외를 두고 있지 않은데, 피고는 현장에서 실험하지 아니하였음에도 질산을 첨가하지 아니한 채 검사를 의뢰하였으므로, 그럼에도 시료의 교란 또는 변질가능성이 없다는 사정은 피고가 증명하여야 한다.</w:t>
+      </w:r>
+      <w:r>
+        <w:rPr>
+          <w:rFonts w:ascii="맑은 고딕" w:hAnsi="맑은 고딕" w:eastAsia="맑은 고딕" w:cs="맑은 고딕"/>
+          <w:color w:val="000000"/>
+        </w:rPr>
+        <w:br/>
+      </w:r>
+      <w:r>
+        <w:rPr>
+          <w:rFonts w:ascii="맑은 고딕" w:hAnsi="맑은 고딕" w:eastAsia="맑은 고딕" w:cs="맑은 고딕"/>
+          <w:color w:val="000000"/>
+        </w:rPr>
+        <w:br/>
+      </w:r>
+      <w:r>
+        <w:rPr>
+          <w:rFonts w:ascii="맑은 고딕" w:hAnsi="맑은 고딕" w:eastAsia="맑은 고딕" w:cs="맑은 고딕"/>
+          <w:b/>
+          <w:color w:val="000000"/>
+          <w:u w:val="single"/>
+        </w:rPr>
+        <w:t>⑨ 그런데 피고가 제출한 의견서에는 보존제 첨가 유무가 분석결과에 영향을 주지 않는다는 내용만 기재되어 있을 뿐 별다른 과학적 근거가 제시되어 있지 않은데도, 원심은 그 과학적 상관관계를 검증·확인하기 위한 별다른 심리도 하지 아니한 채 처분이 적법하다고 판단한 잘못이 있다.</w:t>
+      </w:r>
     </w:p>
     <w:p>
       <w:pPr>
@@ -758,7 +938,7 @@
           <w:rFonts w:ascii="맑은 고딕" w:hAnsi="맑은 고딕" w:eastAsia="맑은 고딕" w:cs="맑은 고딕"/>
           <w:color w:val="000000"/>
         </w:rPr>
-        <w:t>4. 판단</w:t>
+        <w:t>5. 판결요지</w:t>
       </w:r>
     </w:p>
     <w:p>
@@ -769,256 +949,34 @@
       <w:r>
         <w:rPr>
           <w:rFonts w:ascii="맑은 고딕" w:hAnsi="맑은 고딕" w:eastAsia="맑은 고딕" w:cs="맑은 고딕"/>
+          <w:color w:val="000000"/>
+          <w:u w:val="single"/>
+        </w:rPr>
+        <w:t>① 행정청이 관계 법령이 정하는 바에 따라 고도의 전문적이고 기술적인 사항에 관하여 전문적인 판단을 하였다면, 판단의 기초가 된 사실인정에 중대한 오류가 있거나 판단이 객관적으로 불합리하거나 부당하다는 등의 특별한 사정이 없는 한 존중되어야 한다. 환경오염물질의 배출허용기준이 법령에 정량적으로 규정되어 있는 경우 행정청이 채취한 시료를 전문연구기관에 의뢰하여 배출허용기준을 초과한다는 검사결과를 회신받아 제재처분을 한 경우, 이 역시 고도의 전문적이고 기술적인 사항에 관한 판단으로서 그 전제가 되는 실험결과의 신빙성을 의심할 만한 사정이 없는 한 존중되어야 함은 물론이다.</w:t>
+      </w:r>
+      <w:r>
+        <w:rPr>
+          <w:rFonts w:ascii="맑은 고딕" w:hAnsi="맑은 고딕" w:eastAsia="맑은 고딕" w:cs="맑은 고딕"/>
+          <w:color w:val="000000"/>
+        </w:rPr>
+        <w:br/>
+      </w:r>
+      <w:r>
+        <w:rPr>
+          <w:rFonts w:ascii="맑은 고딕" w:hAnsi="맑은 고딕" w:eastAsia="맑은 고딕" w:cs="맑은 고딕"/>
+          <w:color w:val="000000"/>
+        </w:rPr>
+        <w:br/>
+      </w:r>
+      <w:r>
+        <w:rPr>
+          <w:rFonts w:ascii="맑은 고딕" w:hAnsi="맑은 고딕" w:eastAsia="맑은 고딕" w:cs="맑은 고딕"/>
           <w:b/>
           <w:color w:val="000000"/>
           <w:u w:val="single"/>
         </w:rPr>
-        <w:t>① 원심의 판단 원심은 피고 소속 공무원이 시료를 채취·보존하면서 공정시험기준에서 정한 절차와 방법을 위반하였다고 단정하기 어렵고, 설령 위반하였더라도 그 하자가 시료를 객관적인 자료로 활용할 수 없을 정도로 중대하다고 보기 어렵다고 보아, 첫 번째 오염도검사 결과를 신빙할 수 있다는 이유로 이 사건 각 처분이 적법하다고 판단하였다.</w:t>
-      </w:r>
-      <w:r>
-        <w:rPr>
-          <w:rFonts w:ascii="맑은 고딕" w:hAnsi="맑은 고딕" w:eastAsia="맑은 고딕" w:cs="맑은 고딕"/>
-          <w:color w:val="000000"/>
-        </w:rPr>
-        <w:br/>
-      </w:r>
-      <w:r>
-        <w:rPr>
-          <w:rFonts w:ascii="맑은 고딕" w:hAnsi="맑은 고딕" w:eastAsia="맑은 고딕" w:cs="맑은 고딕"/>
-          <w:color w:val="000000"/>
-        </w:rPr>
-        <w:br/>
-      </w:r>
-      <w:r>
-        <w:rPr>
-          <w:rFonts w:ascii="맑은 고딕" w:hAnsi="맑은 고딕" w:eastAsia="맑은 고딕" w:cs="맑은 고딕"/>
-          <w:color w:val="000000"/>
-        </w:rPr>
-        <w:t>② 대법원의 판단 그러나 원심의 판단은 다음과 같은 이유로 받아들이기 어렵다.</w:t>
-      </w:r>
-      <w:r>
-        <w:rPr>
-          <w:rFonts w:ascii="맑은 고딕" w:hAnsi="맑은 고딕" w:eastAsia="맑은 고딕" w:cs="맑은 고딕"/>
-          <w:color w:val="000000"/>
-        </w:rPr>
-        <w:br/>
-      </w:r>
-      <w:r>
-        <w:rPr>
-          <w:rFonts w:ascii="맑은 고딕" w:hAnsi="맑은 고딕" w:eastAsia="맑은 고딕" w:cs="맑은 고딕"/>
-          <w:color w:val="000000"/>
-        </w:rPr>
-        <w:br/>
-      </w:r>
-      <w:r>
-        <w:rPr>
-          <w:rFonts w:ascii="맑은 고딕" w:hAnsi="맑은 고딕" w:eastAsia="맑은 고딕" w:cs="맑은 고딕"/>
-          <w:color w:val="000000"/>
-        </w:rPr>
-        <w:t>③ 행정청이 관계 법령이 정하는 바에 따라 고도의 전문적이고 기술적인 사항에 관하여 전문적인 판단을 하였다면, 판단의 기초가 된 사실인정에 중대한 오류가 있거나 판단이 객관적으로 불합리하거나 부당하다는 등의 특별한 사정이 없는 한 존중되어야 한다.</w:t>
-      </w:r>
-      <w:r>
-        <w:rPr>
-          <w:rFonts w:ascii="맑은 고딕" w:hAnsi="맑은 고딕" w:eastAsia="맑은 고딕" w:cs="맑은 고딕"/>
-          <w:color w:val="000000"/>
-        </w:rPr>
-        <w:br/>
-      </w:r>
-      <w:r>
-        <w:rPr>
-          <w:rFonts w:ascii="맑은 고딕" w:hAnsi="맑은 고딕" w:eastAsia="맑은 고딕" w:cs="맑은 고딕"/>
-          <w:color w:val="000000"/>
-        </w:rPr>
-        <w:br/>
-      </w:r>
-      <w:r>
-        <w:rPr>
-          <w:rFonts w:ascii="맑은 고딕" w:hAnsi="맑은 고딕" w:eastAsia="맑은 고딕" w:cs="맑은 고딕"/>
-          <w:color w:val="000000"/>
-        </w:rPr>
-        <w:t>④ 환경오염물질의 배출허용기준이 법령에 정량적으로 규정되어 있는 경우, 행정청이 채취한 시료를 전문연구기관에 의뢰하여 배출허용기준을 초과한다는 검사결과를 회신받아 제재처분을 한 경우 역시 고도의 전문적·기술적 사항에 관한 판단으로서 실험결과의 신빙성을 의심할 만한 사정이 없는 한 존중되어야 한다.</w:t>
-      </w:r>
-      <w:r>
-        <w:rPr>
-          <w:rFonts w:ascii="맑은 고딕" w:hAnsi="맑은 고딕" w:eastAsia="맑은 고딕" w:cs="맑은 고딕"/>
-          <w:color w:val="000000"/>
-        </w:rPr>
-        <w:br/>
-      </w:r>
-      <w:r>
-        <w:rPr>
-          <w:rFonts w:ascii="맑은 고딕" w:hAnsi="맑은 고딕" w:eastAsia="맑은 고딕" w:cs="맑은 고딕"/>
-          <w:color w:val="000000"/>
-        </w:rPr>
-        <w:br/>
-      </w:r>
-      <w:r>
-        <w:rPr>
-          <w:rFonts w:ascii="맑은 고딕" w:hAnsi="맑은 고딕" w:eastAsia="맑은 고딕" w:cs="맑은 고딕"/>
-          <w:color w:val="000000"/>
-        </w:rPr>
-        <w:t>⑤ 한편 수질오염물질을 측정하는 경우 시료채취의 방법, 오염물질 측정의 방법 등을 정한 수질오염공정시험기준은 그 형식 및 내용에 비추어 행정기관 내부의 사무처리준칙에 불과하므로 일반 국민이나 법원을 구속하는 대외적 구속력은 없다.</w:t>
-      </w:r>
-      <w:r>
-        <w:rPr>
-          <w:rFonts w:ascii="맑은 고딕" w:hAnsi="맑은 고딕" w:eastAsia="맑은 고딕" w:cs="맑은 고딕"/>
-          <w:color w:val="000000"/>
-        </w:rPr>
-        <w:br/>
-      </w:r>
-      <w:r>
-        <w:rPr>
-          <w:rFonts w:ascii="맑은 고딕" w:hAnsi="맑은 고딕" w:eastAsia="맑은 고딕" w:cs="맑은 고딕"/>
-          <w:color w:val="000000"/>
-        </w:rPr>
-        <w:br/>
-      </w:r>
-      <w:r>
-        <w:rPr>
-          <w:rFonts w:ascii="맑은 고딕" w:hAnsi="맑은 고딕" w:eastAsia="맑은 고딕" w:cs="맑은 고딕"/>
-          <w:b/>
-          <w:color w:val="000000"/>
-          <w:u w:val="single"/>
-        </w:rPr>
-        <w:t>⑥ 따라서 시료채취의 방법 등이 위 고시에서 정한 절차에 위반된다고 하여 그러한 사정만으로 곧바로 그에 기초하여 내려진 행정처분이 위법하다고 볼 수는 없고, 그 절차상 하자가 채취된 시료를 객관적인 자료로 활용할 수 없을 정도로 중대한지에 따라 판단되어야 한다.</w:t>
-      </w:r>
-      <w:r>
-        <w:rPr>
-          <w:rFonts w:ascii="맑은 고딕" w:hAnsi="맑은 고딕" w:eastAsia="맑은 고딕" w:cs="맑은 고딕"/>
-          <w:color w:val="000000"/>
-        </w:rPr>
-        <w:br/>
-      </w:r>
-      <w:r>
-        <w:rPr>
-          <w:rFonts w:ascii="맑은 고딕" w:hAnsi="맑은 고딕" w:eastAsia="맑은 고딕" w:cs="맑은 고딕"/>
-          <w:color w:val="000000"/>
-        </w:rPr>
-        <w:br/>
-      </w:r>
-      <w:r>
-        <w:rPr>
-          <w:rFonts w:ascii="맑은 고딕" w:hAnsi="맑은 고딕" w:eastAsia="맑은 고딕" w:cs="맑은 고딕"/>
-          <w:color w:val="000000"/>
-        </w:rPr>
-        <w:t>⑦ 다만 이때에도 시료의 채취와 보존, 검사방법의 적법성 또는 적절성이 담보되어 시료를 객관적인 자료로 활용할 수 있고 그에 따른 실험결과를 믿을 수 있다는 사정은 행정청이 그 증명책임을 부담하는 것이 원칙이다.</w:t>
-      </w:r>
-      <w:r>
-        <w:rPr>
-          <w:rFonts w:ascii="맑은 고딕" w:hAnsi="맑은 고딕" w:eastAsia="맑은 고딕" w:cs="맑은 고딕"/>
-          <w:color w:val="000000"/>
-        </w:rPr>
-        <w:br/>
-      </w:r>
-      <w:r>
-        <w:rPr>
-          <w:rFonts w:ascii="맑은 고딕" w:hAnsi="맑은 고딕" w:eastAsia="맑은 고딕" w:cs="맑은 고딕"/>
-          <w:color w:val="000000"/>
-        </w:rPr>
-        <w:br/>
-      </w:r>
-      <w:r>
-        <w:rPr>
-          <w:rFonts w:ascii="맑은 고딕" w:hAnsi="맑은 고딕" w:eastAsia="맑은 고딕" w:cs="맑은 고딕"/>
-          <w:b/>
-          <w:color w:val="000000"/>
-          <w:u w:val="single"/>
-        </w:rPr>
-        <w:t>⑧ 이 사건 고시는 현장에서 실험할 수 없을 때 시료 1L당 질산 2mL를 첨가하여 보존하도록 규정하면서 예외를 두고 있지 않은데, 피고는 현장에서 실험하지 아니하였음에도 질산을 첨가하지 아니한 채 검사를 의뢰하였으므로, 그럼에도 시료의 교란 또는 변질가능성이 없다는 사정은 피고가 증명하여야 한다.</w:t>
-      </w:r>
-      <w:r>
-        <w:rPr>
-          <w:rFonts w:ascii="맑은 고딕" w:hAnsi="맑은 고딕" w:eastAsia="맑은 고딕" w:cs="맑은 고딕"/>
-          <w:color w:val="000000"/>
-        </w:rPr>
-        <w:br/>
-      </w:r>
-      <w:r>
-        <w:rPr>
-          <w:rFonts w:ascii="맑은 고딕" w:hAnsi="맑은 고딕" w:eastAsia="맑은 고딕" w:cs="맑은 고딕"/>
-          <w:color w:val="000000"/>
-        </w:rPr>
-        <w:br/>
-      </w:r>
-      <w:r>
-        <w:rPr>
-          <w:rFonts w:ascii="맑은 고딕" w:hAnsi="맑은 고딕" w:eastAsia="맑은 고딕" w:cs="맑은 고딕"/>
-          <w:b/>
-          <w:color w:val="000000"/>
-          <w:u w:val="single"/>
-        </w:rPr>
-        <w:t>⑨ 그런데 피고가 제출한 의견서에는 보존제 첨가 유무가 분석결과에 영향을 주지 않는다는 내용만 기재되어 있을 뿐 별다른 과학적 근거가 제시되어 있지 않은데도, 원심은 그 과학적 상관관계를 검증·확인하기 위한 별다른 심리도 하지 아니한 채 처분이 적법하다고 판단한 잘못이 있다.</w:t>
-      </w:r>
-    </w:p>
-    <w:p>
-      <w:pPr>
-        <w:autoSpaceDN w:val="0"/>
-        <w:autoSpaceDE w:val="0"/>
-      </w:pPr>
-    </w:p>
-    <w:p>
-      <w:pPr>
-        <w:autoSpaceDN w:val="0"/>
-        <w:autoSpaceDE w:val="0"/>
-      </w:pPr>
-    </w:p>
-    <w:p>
-      <w:pPr>
-        <w:autoSpaceDN w:val="0"/>
-        <w:autoSpaceDE w:val="0"/>
-        <w:pStyle w:val="2"/>
-        <w:spacing w:before="80"/>
-      </w:pPr>
-      <w:r>
-        <w:rPr>
-          <w:rFonts w:ascii="맑은 고딕" w:hAnsi="맑은 고딕" w:eastAsia="맑은 고딕" w:cs="맑은 고딕"/>
-          <w:color w:val="000000"/>
-        </w:rPr>
-        <w:t>5. 판결요지</w:t>
-      </w:r>
-    </w:p>
-    <w:p>
-      <w:pPr>
-        <w:autoSpaceDN w:val="0"/>
-        <w:autoSpaceDE w:val="0"/>
-      </w:pPr>
-      <w:r>
-        <w:rPr>
-          <w:rFonts w:ascii="맑은 고딕" w:hAnsi="맑은 고딕" w:eastAsia="맑은 고딕" w:cs="맑은 고딕"/>
-          <w:color w:val="000000"/>
-          <w:u w:val="single"/>
-        </w:rPr>
-        <w:t>① 행정청이 관계 법령이 정하는 바에 따라 고도의 전문적이고 기술적인 사항에 관하여 전문적인 판단을 하였다면, 판단의 기초가 된 사실인정에 중대한 오류가 있거나 판단이 객관적으로 불합리하거나 부당하다는 등의 특별한 사정이 없는 한 존중되어야 한다. 환경오염물질의 배출허용기준이 법령에 정량적으로 규정되어 있는 경우 행정청이 채취한 시료를 전문연구기관에 의뢰하여 배출허용기준을 초과한다는 검사결과를 회신받아 제재처분을 한 경우, 이 역시 고도의 전문적이고 기술적인 사항에 관한 판단으로서 그 전제가 되는 실험결과의 신빙성을 의심할 만한 사정이 없는 한 존중되어야 함은 물론이다.</w:t>
-      </w:r>
-      <w:r>
-        <w:rPr>
-          <w:rFonts w:ascii="맑은 고딕" w:hAnsi="맑은 고딕" w:eastAsia="맑은 고딕" w:cs="맑은 고딕"/>
-          <w:color w:val="000000"/>
-        </w:rPr>
-        <w:br/>
-      </w:r>
-      <w:r>
-        <w:rPr>
-          <w:rFonts w:ascii="맑은 고딕" w:hAnsi="맑은 고딕" w:eastAsia="맑은 고딕" w:cs="맑은 고딕"/>
-          <w:color w:val="000000"/>
-        </w:rPr>
-        <w:br/>
-      </w:r>
-      <w:r>
-        <w:rPr>
-          <w:rFonts w:ascii="맑은 고딕" w:hAnsi="맑은 고딕" w:eastAsia="맑은 고딕" w:cs="맑은 고딕"/>
-          <w:b/>
-          <w:color w:val="000000"/>
-          <w:u w:val="single"/>
-        </w:rPr>
         <w:t>② 수질오염물질을 측정하는 경우 시료채취의 방법, 오염물질 측정의 방법 등을 정한 구 수질오염공정시험기준은 형식 및 내용에 비추어 행정기관 내부의 사무처리준칙에 불과하므로 일반 국민이나 법원을 구속하는 대외적 구속력은 없다. 따라서 시료채취의 방법 등이 위 고시에서 정한 절차에 위반된다고 하여 그러한 사정만으로 곧바로 그에 기초하여 내려진 행정처분이 위법하다고 볼 수는 없고, 관계 법령의 규정 내용과 취지 등에 비추어 절차상 하자가 채취된 시료를 객관적인 자료로 활용할 수 없을 정도로 중대한지에 따라 판단되어야 한다. 다만 이때에도 시료의 채취와 보존, 검사방법의 적법성 또는 적절성이 담보되어 시료를 객관적인 자료로 활용할 수 있고 그에 따른 실험결과를 믿을 수 있다는 사정은 행정청이 증명책임을 부담하는 것이 원칙이다.</w:t>
       </w:r>
-    </w:p>
-    <w:p>
-      <w:pPr>
-        <w:autoSpaceDN w:val="0"/>
-        <w:autoSpaceDE w:val="0"/>
-      </w:pPr>
     </w:p>
     <w:p>
       <w:pPr>
